--- a/Appunti lezione/Priority queue.docx
+++ b/Appunti lezione/Priority queue.docx
@@ -976,16 +976,60 @@
           <w:lang w:val="it-IT"/>
         </w:rPr>
       </w:pPr>
+    </w:p>
+    <w:p>
+      <w:pPr>
+        <w:rPr>
+          <w:lang w:val="it-IT"/>
+        </w:rPr>
+      </w:pPr>
+    </w:p>
+    <w:p>
+      <w:pPr>
+        <w:rPr>
+          <w:lang w:val="it-IT"/>
+        </w:rPr>
+      </w:pPr>
+    </w:p>
+    <w:p>
+      <w:pPr>
+        <w:rPr>
+          <w:lang w:val="it-IT"/>
+        </w:rPr>
+      </w:pPr>
+    </w:p>
+    <w:p>
+      <w:pPr>
+        <w:rPr>
+          <w:lang w:val="it-IT"/>
+        </w:rPr>
+      </w:pPr>
       <w:r>
         <w:rPr>
           <w:noProof/>
           <w:lang w:val="it-IT"/>
         </w:rPr>
         <w:drawing>
-          <wp:inline distT="0" distB="0" distL="0" distR="0" wp14:anchorId="516BFD99" wp14:editId="514704E1">
-            <wp:extent cx="5193030" cy="2820670"/>
-            <wp:effectExtent l="0" t="0" r="7620" b="0"/>
-            <wp:docPr id="1076122859" name="Picture 3"/>
+          <wp:anchor distT="0" distB="0" distL="114300" distR="114300" simplePos="0" relativeHeight="251664384" behindDoc="1" locked="0" layoutInCell="1" allowOverlap="1" wp14:anchorId="5A8079AD" wp14:editId="7DAA214A">
+            <wp:simplePos x="0" y="0"/>
+            <wp:positionH relativeFrom="margin">
+              <wp:posOffset>2837889</wp:posOffset>
+            </wp:positionH>
+            <wp:positionV relativeFrom="paragraph">
+              <wp:posOffset>201176</wp:posOffset>
+            </wp:positionV>
+            <wp:extent cx="2824480" cy="1570990"/>
+            <wp:effectExtent l="0" t="0" r="0" b="0"/>
+            <wp:wrapTight wrapText="bothSides">
+              <wp:wrapPolygon edited="0">
+                <wp:start x="0" y="0"/>
+                <wp:lineTo x="0" y="21216"/>
+                <wp:lineTo x="21415" y="21216"/>
+                <wp:lineTo x="21415" y="0"/>
+                <wp:lineTo x="0" y="0"/>
+              </wp:wrapPolygon>
+            </wp:wrapTight>
+            <wp:docPr id="1843770255" name="Picture 2"/>
             <wp:cNvGraphicFramePr>
               <a:graphicFrameLocks xmlns:a="http://schemas.openxmlformats.org/drawingml/2006/main" noChangeAspect="1"/>
             </wp:cNvGraphicFramePr>
@@ -993,7 +1037,7 @@
               <a:graphicData uri="http://schemas.openxmlformats.org/drawingml/2006/picture">
                 <pic:pic xmlns:pic="http://schemas.openxmlformats.org/drawingml/2006/picture">
                   <pic:nvPicPr>
-                    <pic:cNvPr id="0" name="Picture 3"/>
+                    <pic:cNvPr id="0" name="Picture 2"/>
                     <pic:cNvPicPr>
                       <a:picLocks noChangeAspect="1" noChangeArrowheads="1"/>
                     </pic:cNvPicPr>
@@ -1014,7 +1058,7 @@
                   <pic:spPr bwMode="auto">
                     <a:xfrm>
                       <a:off x="0" y="0"/>
-                      <a:ext cx="5193030" cy="2820670"/>
+                      <a:ext cx="2824480" cy="1570990"/>
                     </a:xfrm>
                     <a:prstGeom prst="rect">
                       <a:avLst/>
@@ -1027,12 +1071,537 @@
                 </pic:pic>
               </a:graphicData>
             </a:graphic>
-          </wp:inline>
+            <wp14:sizeRelH relativeFrom="page">
+              <wp14:pctWidth>0</wp14:pctWidth>
+            </wp14:sizeRelH>
+            <wp14:sizeRelV relativeFrom="page">
+              <wp14:pctHeight>0</wp14:pctHeight>
+            </wp14:sizeRelV>
+          </wp:anchor>
         </w:drawing>
       </w:r>
+      <w:r>
+        <w:rPr>
+          <w:noProof/>
+          <w:lang w:val="it-IT"/>
+        </w:rPr>
+        <w:drawing>
+          <wp:anchor distT="0" distB="0" distL="114300" distR="114300" simplePos="0" relativeHeight="251663360" behindDoc="1" locked="0" layoutInCell="1" allowOverlap="1" wp14:anchorId="179CA88D" wp14:editId="09584191">
+            <wp:simplePos x="0" y="0"/>
+            <wp:positionH relativeFrom="margin">
+              <wp:posOffset>-404731</wp:posOffset>
+            </wp:positionH>
+            <wp:positionV relativeFrom="paragraph">
+              <wp:posOffset>241832</wp:posOffset>
+            </wp:positionV>
+            <wp:extent cx="2809240" cy="1423035"/>
+            <wp:effectExtent l="0" t="0" r="0" b="5715"/>
+            <wp:wrapTight wrapText="bothSides">
+              <wp:wrapPolygon edited="0">
+                <wp:start x="0" y="0"/>
+                <wp:lineTo x="0" y="21398"/>
+                <wp:lineTo x="21385" y="21398"/>
+                <wp:lineTo x="21385" y="0"/>
+                <wp:lineTo x="0" y="0"/>
+              </wp:wrapPolygon>
+            </wp:wrapTight>
+            <wp:docPr id="938484994" name="Picture 3"/>
+            <wp:cNvGraphicFramePr>
+              <a:graphicFrameLocks xmlns:a="http://schemas.openxmlformats.org/drawingml/2006/main" noChangeAspect="1"/>
+            </wp:cNvGraphicFramePr>
+            <a:graphic xmlns:a="http://schemas.openxmlformats.org/drawingml/2006/main">
+              <a:graphicData uri="http://schemas.openxmlformats.org/drawingml/2006/picture">
+                <pic:pic xmlns:pic="http://schemas.openxmlformats.org/drawingml/2006/picture">
+                  <pic:nvPicPr>
+                    <pic:cNvPr id="0" name="Picture 3"/>
+                    <pic:cNvPicPr>
+                      <a:picLocks noChangeAspect="1" noChangeArrowheads="1"/>
+                    </pic:cNvPicPr>
+                  </pic:nvPicPr>
+                  <pic:blipFill>
+                    <a:blip r:embed="rId14">
+                      <a:extLst>
+                        <a:ext uri="{28A0092B-C50C-407E-A947-70E740481C1C}">
+                          <a14:useLocalDpi xmlns:a14="http://schemas.microsoft.com/office/drawing/2010/main" val="0"/>
+                        </a:ext>
+                      </a:extLst>
+                    </a:blip>
+                    <a:srcRect/>
+                    <a:stretch>
+                      <a:fillRect/>
+                    </a:stretch>
+                  </pic:blipFill>
+                  <pic:spPr bwMode="auto">
+                    <a:xfrm>
+                      <a:off x="0" y="0"/>
+                      <a:ext cx="2809240" cy="1423035"/>
+                    </a:xfrm>
+                    <a:prstGeom prst="rect">
+                      <a:avLst/>
+                    </a:prstGeom>
+                    <a:noFill/>
+                    <a:ln>
+                      <a:noFill/>
+                    </a:ln>
+                  </pic:spPr>
+                </pic:pic>
+              </a:graphicData>
+            </a:graphic>
+            <wp14:sizeRelH relativeFrom="page">
+              <wp14:pctWidth>0</wp14:pctWidth>
+            </wp14:sizeRelH>
+            <wp14:sizeRelV relativeFrom="page">
+              <wp14:pctHeight>0</wp14:pctHeight>
+            </wp14:sizeRelV>
+          </wp:anchor>
+        </w:drawing>
+      </w:r>
+    </w:p>
+    <w:p>
+      <w:pPr>
+        <w:rPr>
+          <w:lang w:val="it-IT"/>
+        </w:rPr>
+      </w:pPr>
+    </w:p>
+    <w:p>
+      <w:pPr>
+        <w:rPr>
+          <w:lang w:val="it-IT"/>
+        </w:rPr>
+      </w:pPr>
+    </w:p>
+    <w:p>
+      <w:pPr>
+        <w:rPr>
+          <w:lang w:val="it-IT"/>
+        </w:rPr>
+      </w:pPr>
+    </w:p>
+    <w:tbl>
+      <w:tblPr>
+        <w:tblStyle w:val="TableGrid"/>
+        <w:tblpPr w:leftFromText="180" w:rightFromText="180" w:vertAnchor="text" w:horzAnchor="margin" w:tblpY="1400"/>
+        <w:tblW w:w="0" w:type="auto"/>
+        <w:tblLook w:val="04A0" w:firstRow="1" w:lastRow="0" w:firstColumn="1" w:lastColumn="0" w:noHBand="0" w:noVBand="1"/>
+      </w:tblPr>
+      <w:tblGrid>
+        <w:gridCol w:w="756"/>
+        <w:gridCol w:w="756"/>
+        <w:gridCol w:w="756"/>
+        <w:gridCol w:w="756"/>
+        <w:gridCol w:w="756"/>
+        <w:gridCol w:w="756"/>
+        <w:gridCol w:w="756"/>
+        <w:gridCol w:w="756"/>
+        <w:gridCol w:w="756"/>
+      </w:tblGrid>
+      <w:tr>
+        <w:trPr>
+          <w:trHeight w:val="439"/>
+        </w:trPr>
+        <w:tc>
+          <w:tcPr>
+            <w:tcW w:w="756" w:type="dxa"/>
+          </w:tcPr>
+          <w:p>
+            <w:pPr>
+              <w:jc w:val="center"/>
+              <w:rPr>
+                <w:lang w:val="it-IT"/>
+              </w:rPr>
+            </w:pPr>
+            <w:r>
+              <w:rPr>
+                <w:lang w:val="it-IT"/>
+              </w:rPr>
+              <w:t>/</w:t>
+            </w:r>
+          </w:p>
+        </w:tc>
+        <w:tc>
+          <w:tcPr>
+            <w:tcW w:w="756" w:type="dxa"/>
+          </w:tcPr>
+          <w:p>
+            <w:pPr>
+              <w:jc w:val="center"/>
+              <w:rPr>
+                <w:lang w:val="it-IT"/>
+              </w:rPr>
+            </w:pPr>
+            <w:r>
+              <w:rPr>
+                <w:lang w:val="it-IT"/>
+              </w:rPr>
+              <w:t>0</w:t>
+            </w:r>
+          </w:p>
+        </w:tc>
+        <w:tc>
+          <w:tcPr>
+            <w:tcW w:w="756" w:type="dxa"/>
+          </w:tcPr>
+          <w:p>
+            <w:pPr>
+              <w:jc w:val="center"/>
+              <w:rPr>
+                <w:lang w:val="it-IT"/>
+              </w:rPr>
+            </w:pPr>
+            <w:r>
+              <w:rPr>
+                <w:lang w:val="it-IT"/>
+              </w:rPr>
+              <w:t>1</w:t>
+            </w:r>
+          </w:p>
+        </w:tc>
+        <w:tc>
+          <w:tcPr>
+            <w:tcW w:w="756" w:type="dxa"/>
+          </w:tcPr>
+          <w:p>
+            <w:pPr>
+              <w:jc w:val="center"/>
+              <w:rPr>
+                <w:lang w:val="it-IT"/>
+              </w:rPr>
+            </w:pPr>
+            <w:r>
+              <w:rPr>
+                <w:lang w:val="it-IT"/>
+              </w:rPr>
+              <w:t>2</w:t>
+            </w:r>
+          </w:p>
+        </w:tc>
+        <w:tc>
+          <w:tcPr>
+            <w:tcW w:w="756" w:type="dxa"/>
+          </w:tcPr>
+          <w:p>
+            <w:pPr>
+              <w:jc w:val="center"/>
+              <w:rPr>
+                <w:lang w:val="it-IT"/>
+              </w:rPr>
+            </w:pPr>
+            <w:r>
+              <w:rPr>
+                <w:lang w:val="it-IT"/>
+              </w:rPr>
+              <w:t>3</w:t>
+            </w:r>
+          </w:p>
+        </w:tc>
+        <w:tc>
+          <w:tcPr>
+            <w:tcW w:w="756" w:type="dxa"/>
+          </w:tcPr>
+          <w:p>
+            <w:pPr>
+              <w:jc w:val="center"/>
+              <w:rPr>
+                <w:lang w:val="it-IT"/>
+              </w:rPr>
+            </w:pPr>
+            <w:r>
+              <w:rPr>
+                <w:lang w:val="it-IT"/>
+              </w:rPr>
+              <w:t>4</w:t>
+            </w:r>
+          </w:p>
+        </w:tc>
+        <w:tc>
+          <w:tcPr>
+            <w:tcW w:w="756" w:type="dxa"/>
+          </w:tcPr>
+          <w:p>
+            <w:pPr>
+              <w:jc w:val="center"/>
+              <w:rPr>
+                <w:lang w:val="it-IT"/>
+              </w:rPr>
+            </w:pPr>
+            <w:r>
+              <w:rPr>
+                <w:lang w:val="it-IT"/>
+              </w:rPr>
+              <w:t>6</w:t>
+            </w:r>
+          </w:p>
+        </w:tc>
+        <w:tc>
+          <w:tcPr>
+            <w:tcW w:w="756" w:type="dxa"/>
+          </w:tcPr>
+          <w:p>
+            <w:pPr>
+              <w:jc w:val="center"/>
+              <w:rPr>
+                <w:lang w:val="it-IT"/>
+              </w:rPr>
+            </w:pPr>
+            <w:r>
+              <w:rPr>
+                <w:lang w:val="it-IT"/>
+              </w:rPr>
+              <w:t>7</w:t>
+            </w:r>
+          </w:p>
+        </w:tc>
+        <w:tc>
+          <w:tcPr>
+            <w:tcW w:w="756" w:type="dxa"/>
+          </w:tcPr>
+          <w:p>
+            <w:pPr>
+              <w:jc w:val="center"/>
+              <w:rPr>
+                <w:lang w:val="it-IT"/>
+              </w:rPr>
+            </w:pPr>
+            <w:r>
+              <w:rPr>
+                <w:lang w:val="it-IT"/>
+              </w:rPr>
+              <w:t>8</w:t>
+            </w:r>
+          </w:p>
+        </w:tc>
+      </w:tr>
+    </w:tbl>
+    <w:p>
+      <w:pPr>
+        <w:rPr>
+          <w:lang w:val="it-IT"/>
+        </w:rPr>
+      </w:pPr>
+    </w:p>
+    <w:tbl>
+      <w:tblPr>
+        <w:tblStyle w:val="TableGrid"/>
+        <w:tblpPr w:leftFromText="180" w:rightFromText="180" w:vertAnchor="text" w:horzAnchor="margin" w:tblpY="1400"/>
+        <w:tblW w:w="0" w:type="auto"/>
+        <w:tblLook w:val="04A0" w:firstRow="1" w:lastRow="0" w:firstColumn="1" w:lastColumn="0" w:noHBand="0" w:noVBand="1"/>
+      </w:tblPr>
+      <w:tblGrid>
+        <w:gridCol w:w="756"/>
+        <w:gridCol w:w="756"/>
+        <w:gridCol w:w="756"/>
+        <w:gridCol w:w="756"/>
+        <w:gridCol w:w="756"/>
+        <w:gridCol w:w="756"/>
+        <w:gridCol w:w="756"/>
+        <w:gridCol w:w="756"/>
+        <w:gridCol w:w="756"/>
+      </w:tblGrid>
+      <w:tr>
+        <w:trPr>
+          <w:trHeight w:val="439"/>
+        </w:trPr>
+        <w:tc>
+          <w:tcPr>
+            <w:tcW w:w="756" w:type="dxa"/>
+          </w:tcPr>
+          <w:p>
+            <w:pPr>
+              <w:jc w:val="center"/>
+              <w:rPr>
+                <w:u w:val="single"/>
+                <w:lang w:val="it-IT"/>
+              </w:rPr>
+            </w:pPr>
+            <w:r>
+              <w:rPr>
+                <w:u w:val="single"/>
+                <w:lang w:val="it-IT"/>
+              </w:rPr>
+              <w:t>0</w:t>
+            </w:r>
+          </w:p>
+        </w:tc>
+        <w:tc>
+          <w:tcPr>
+            <w:tcW w:w="756" w:type="dxa"/>
+          </w:tcPr>
+          <w:p>
+            <w:pPr>
+              <w:jc w:val="center"/>
+              <w:rPr>
+                <w:u w:val="single"/>
+                <w:lang w:val="it-IT"/>
+              </w:rPr>
+            </w:pPr>
+            <w:r>
+              <w:rPr>
+                <w:u w:val="single"/>
+                <w:lang w:val="it-IT"/>
+              </w:rPr>
+              <w:t>1</w:t>
+            </w:r>
+          </w:p>
+        </w:tc>
+        <w:tc>
+          <w:tcPr>
+            <w:tcW w:w="756" w:type="dxa"/>
+          </w:tcPr>
+          <w:p>
+            <w:pPr>
+              <w:jc w:val="center"/>
+              <w:rPr>
+                <w:u w:val="single"/>
+                <w:lang w:val="it-IT"/>
+              </w:rPr>
+            </w:pPr>
+            <w:r>
+              <w:rPr>
+                <w:u w:val="single"/>
+                <w:lang w:val="it-IT"/>
+              </w:rPr>
+              <w:t>2</w:t>
+            </w:r>
+          </w:p>
+        </w:tc>
+        <w:tc>
+          <w:tcPr>
+            <w:tcW w:w="756" w:type="dxa"/>
+          </w:tcPr>
+          <w:p>
+            <w:pPr>
+              <w:jc w:val="center"/>
+              <w:rPr>
+                <w:u w:val="single"/>
+                <w:lang w:val="it-IT"/>
+              </w:rPr>
+            </w:pPr>
+            <w:r>
+              <w:rPr>
+                <w:u w:val="single"/>
+                <w:lang w:val="it-IT"/>
+              </w:rPr>
+              <w:t>3</w:t>
+            </w:r>
+          </w:p>
+        </w:tc>
+        <w:tc>
+          <w:tcPr>
+            <w:tcW w:w="756" w:type="dxa"/>
+          </w:tcPr>
+          <w:p>
+            <w:pPr>
+              <w:jc w:val="center"/>
+              <w:rPr>
+                <w:u w:val="single"/>
+                <w:lang w:val="it-IT"/>
+              </w:rPr>
+            </w:pPr>
+            <w:r>
+              <w:rPr>
+                <w:u w:val="single"/>
+                <w:lang w:val="it-IT"/>
+              </w:rPr>
+              <w:t>4</w:t>
+            </w:r>
+          </w:p>
+        </w:tc>
+        <w:tc>
+          <w:tcPr>
+            <w:tcW w:w="756" w:type="dxa"/>
+          </w:tcPr>
+          <w:p>
+            <w:pPr>
+              <w:jc w:val="center"/>
+              <w:rPr>
+                <w:u w:val="single"/>
+                <w:lang w:val="it-IT"/>
+              </w:rPr>
+            </w:pPr>
+            <w:r>
+              <w:rPr>
+                <w:u w:val="single"/>
+                <w:lang w:val="it-IT"/>
+              </w:rPr>
+              <w:t>5</w:t>
+            </w:r>
+          </w:p>
+        </w:tc>
+        <w:tc>
+          <w:tcPr>
+            <w:tcW w:w="756" w:type="dxa"/>
+          </w:tcPr>
+          <w:p>
+            <w:pPr>
+              <w:jc w:val="center"/>
+              <w:rPr>
+                <w:u w:val="single"/>
+                <w:lang w:val="it-IT"/>
+              </w:rPr>
+            </w:pPr>
+            <w:r>
+              <w:rPr>
+                <w:u w:val="single"/>
+                <w:lang w:val="it-IT"/>
+              </w:rPr>
+              <w:t>6</w:t>
+            </w:r>
+          </w:p>
+        </w:tc>
+        <w:tc>
+          <w:tcPr>
+            <w:tcW w:w="756" w:type="dxa"/>
+          </w:tcPr>
+          <w:p>
+            <w:pPr>
+              <w:jc w:val="center"/>
+              <w:rPr>
+                <w:u w:val="single"/>
+                <w:lang w:val="it-IT"/>
+              </w:rPr>
+            </w:pPr>
+            <w:r>
+              <w:rPr>
+                <w:u w:val="single"/>
+                <w:lang w:val="it-IT"/>
+              </w:rPr>
+              <w:t>7</w:t>
+            </w:r>
+          </w:p>
+        </w:tc>
+        <w:tc>
+          <w:tcPr>
+            <w:tcW w:w="756" w:type="dxa"/>
+          </w:tcPr>
+          <w:p>
+            <w:pPr>
+              <w:jc w:val="center"/>
+              <w:rPr>
+                <w:u w:val="single"/>
+                <w:lang w:val="it-IT"/>
+              </w:rPr>
+            </w:pPr>
+            <w:r>
+              <w:rPr>
+                <w:u w:val="single"/>
+                <w:lang w:val="it-IT"/>
+              </w:rPr>
+              <w:t>8</w:t>
+            </w:r>
+          </w:p>
+        </w:tc>
+      </w:tr>
+    </w:tbl>
+    <w:p>
+      <w:pPr>
+        <w:rPr>
+          <w:lang w:val="it-IT"/>
+        </w:rPr>
+      </w:pPr>
     </w:p>
     <w:sectPr>
-      <w:headerReference w:type="default" r:id="rId14"/>
+      <w:headerReference w:type="default" r:id="rId15"/>
       <w:pgSz w:w="11906" w:h="16838"/>
       <w:pgMar w:top="1440" w:right="1440" w:bottom="1440" w:left="1440" w:header="708" w:footer="708" w:gutter="0"/>
       <w:cols w:space="708"/>
@@ -2506,20 +3075,20 @@
 </file>
 
 <file path=customXml/item1.xml><?xml version="1.0" encoding="utf-8"?>
-<p:properties xmlns:p="http://schemas.microsoft.com/office/2006/metadata/properties" xmlns:xsi="http://www.w3.org/2001/XMLSchema-instance" xmlns:pc="http://schemas.microsoft.com/office/infopath/2007/PartnerControls">
-  <documentManagement>
-    <_activity xmlns="1f5a06a5-d553-42c7-bc8b-bb972c4b9415" xsi:nil="true"/>
-  </documentManagement>
-</p:properties>
-</file>
-
-<file path=customXml/item2.xml><?xml version="1.0" encoding="utf-8"?>
 <?mso-contentType ?>
 <FormTemplates xmlns="http://schemas.microsoft.com/sharepoint/v3/contenttype/forms">
   <Display>DocumentLibraryForm</Display>
   <Edit>DocumentLibraryForm</Edit>
   <New>DocumentLibraryForm</New>
 </FormTemplates>
+</file>
+
+<file path=customXml/item2.xml><?xml version="1.0" encoding="utf-8"?>
+<p:properties xmlns:p="http://schemas.microsoft.com/office/2006/metadata/properties" xmlns:xsi="http://www.w3.org/2001/XMLSchema-instance" xmlns:pc="http://schemas.microsoft.com/office/infopath/2007/PartnerControls">
+  <documentManagement>
+    <_activity xmlns="1f5a06a5-d553-42c7-bc8b-bb972c4b9415" xsi:nil="true"/>
+  </documentManagement>
+</p:properties>
 </file>
 
 <file path=customXml/item3.xml><?xml version="1.0" encoding="utf-8"?>
@@ -2705,19 +3274,19 @@
 </file>
 
 <file path=customXml/itemProps1.xml><?xml version="1.0" encoding="utf-8"?>
+<ds:datastoreItem xmlns:ds="http://schemas.openxmlformats.org/officeDocument/2006/customXml" ds:itemID="{7803C5B8-65B4-445D-91AF-E47032043F67}">
+  <ds:schemaRefs>
+    <ds:schemaRef ds:uri="http://schemas.microsoft.com/sharepoint/v3/contenttype/forms"/>
+  </ds:schemaRefs>
+</ds:datastoreItem>
+</file>
+
+<file path=customXml/itemProps2.xml><?xml version="1.0" encoding="utf-8"?>
 <ds:datastoreItem xmlns:ds="http://schemas.openxmlformats.org/officeDocument/2006/customXml" ds:itemID="{E60A07AB-7FF0-439E-8714-D73FA120E89C}">
   <ds:schemaRefs>
     <ds:schemaRef ds:uri="http://schemas.microsoft.com/office/2006/metadata/properties"/>
     <ds:schemaRef ds:uri="http://schemas.microsoft.com/office/infopath/2007/PartnerControls"/>
     <ds:schemaRef ds:uri="1f5a06a5-d553-42c7-bc8b-bb972c4b9415"/>
-  </ds:schemaRefs>
-</ds:datastoreItem>
-</file>
-
-<file path=customXml/itemProps2.xml><?xml version="1.0" encoding="utf-8"?>
-<ds:datastoreItem xmlns:ds="http://schemas.openxmlformats.org/officeDocument/2006/customXml" ds:itemID="{7803C5B8-65B4-445D-91AF-E47032043F67}">
-  <ds:schemaRefs>
-    <ds:schemaRef ds:uri="http://schemas.microsoft.com/sharepoint/v3/contenttype/forms"/>
   </ds:schemaRefs>
 </ds:datastoreItem>
 </file>
